--- a/output/Maximus_Sr_Analyst_Business_Analysis/Ebenezer_Rolston_Maximus_Sr_Analyst_Business_Analysis_Skill_Gap_Analysis.docx
+++ b/output/Maximus_Sr_Analyst_Business_Analysis/Ebenezer_Rolston_Maximus_Sr_Analyst_Business_Analysis_Skill_Gap_Analysis.docx
@@ -68,7 +68,7 @@
           <w:color w:val="28323C"/>
           <w:sz w:val="19"/>
         </w:rPr>
-        <w:t>Candidate: Ebenezer J. Rolston (Denver, CO) • Target Role: Remote (10% Travel) • Overall Fit Score: 96/100 • Estimated Interview Probability: 92%</w:t>
+        <w:t>Candidate: Ebenezer J. Rolston (Denver, CO) • Target Role: Remote (10% Travel) • Overall Fit Score: 96/100 • Estimated Interview Probability: 93%</w:t>
       </w:r>
     </w:p>
     <w:p>
@@ -305,7 +305,7 @@
           <w:color w:val="28323C"/>
           <w:sz w:val="19"/>
         </w:rPr>
-        <w:t>). With 20+ years of enterprise systems experience, 14 years supporting U.S. Department of the Interior enterprise platforms (GS-13 equivalent lead), 11 years at Acxiom architecting data integration pipelines, and hands-on mastery of relational databases and SQL, he fulfills every essential duty immediately.</w:t>
+        <w:t>). With 20+ years of enterprise systems experience, 14 years supporting U.S. Department of the Interior enterprise platforms (GS-13 equivalent lead), 11 years at Acxiom architecting data integration pipelines, and hands-on mastery of relational databases and SQL, he fulfills every essential duty immediately. Furthermore, his modern systems engineering background in schema-governed contract validation (Pydantic, JSON Schema), automated reconciliation, and traceability matrices provides Maximus with an analyst capable of bridging traditional BA requirements discovery with next-generation automated quality validation.</w:t>
       </w:r>
     </w:p>
     <w:p>
@@ -407,7 +407,7 @@
           <w:color w:val="28323C"/>
           <w:sz w:val="19"/>
         </w:rPr>
-        <w:t xml:space="preserve"> Over 14 years at DOI/IBC gathering business needs for complex federal financial, procurement, and workflow systems. Authored comprehensive business requirements documents (BRDs), user stories, acceptance criteria, and traceability matrices that guided technical teams during multi-agency modernization programs.</w:t>
+        <w:t xml:space="preserve"> Over 14 years at DOI/IBC gathering business needs for complex federal financial, procurement, and workflow systems. Authored comprehensive business requirements documents (BRDs), user stories, acceptance criteria, and traceability matrices that guided technical teams during multi-agency modernization programs. Authored structured system specifications detailing functional outcomes, operational constraints, and programmatic stop conditions for engineering contributors.</w:t>
       </w:r>
     </w:p>
     <w:p>
@@ -481,7 +481,7 @@
           <w:color w:val="28323C"/>
           <w:sz w:val="19"/>
         </w:rPr>
-        <w:t xml:space="preserve"> 20+ years of relational database experience across MS SQL Server, Oracle, and PostgreSQL. Wrote complex SQL queries, verified schema structures, designed automated reconciliation scripts, and validated data collection accuracy across millions of records during the DOI FBMS SAP S/4 enterprise conversion.</w:t>
+        <w:t xml:space="preserve"> 20+ years of relational database experience across MS SQL Server, Oracle, and PostgreSQL. Wrote complex SQL queries, verified schema structures, designed automated reconciliation scripts, and validated data collection accuracy across millions of records during the DOI FBMS SAP S/4 enterprise conversion. Implements schema-governed validation layers ensuring data type constraints, null handling, and referential integrity.</w:t>
       </w:r>
     </w:p>
     <w:p>
@@ -555,7 +555,7 @@
           <w:color w:val="28323C"/>
           <w:sz w:val="19"/>
         </w:rPr>
-        <w:t xml:space="preserve"> Developed end-to-end functional test plans and test cases for major enterprise releases at DOI and Acxiom. Coordinated user acceptance testing (UAT) with business stakeholders and worked shoulder-to-shoulder with engineering leads to triage and remediate software defects prior to production sign-off.</w:t>
+        <w:t xml:space="preserve"> Developed end-to-end functional test plans and test cases for major enterprise releases at DOI and Acxiom. Coordinated user acceptance testing (UAT) with business stakeholders and worked shoulder-to-shoulder with engineering leads to triage and remediate software defects prior to production sign-off. Enforces deterministic verification gates replacing subjective tester self-assessment with objective test assertions.</w:t>
       </w:r>
     </w:p>
     <w:p>
@@ -857,7 +857,7 @@
           <w:color w:val="28323C"/>
           <w:sz w:val="19"/>
         </w:rPr>
-        <w:t>"Ebenezer Rolston is an accomplished Senior Business Analyst with 20+ years of experience leading requirements engineering, relational database analysis, and software delivery across federal and enterprise environments. Having spent 14 years supporting mission-critical systems for the U.S. Department of the Interior—handling 5 to 10 enterprise incidents daily as senior escalation lead and earning two DOI Awards—he brings deep mastery of MS SQL Server, user story creation, UAT test execution, and root-cause defect analysis. He offers Maximus immediate operational stability and zero-ramp execution."</w:t>
+        <w:t>"Ebenezer Rolston is an accomplished Senior Business Analyst with 20+ years of experience leading requirements engineering, relational database analysis, and software delivery across federal and enterprise environments. Having spent 14 years supporting mission-critical systems for the U.S. Department of the Interior—handling 5 to 10 enterprise incidents daily as senior escalation lead and earning two DOI Awards—he brings deep mastery of MS SQL Server, user story creation, UAT test execution, and root-cause defect analysis. Backed by rigorous schema-governed validation and automated reconciliation methods, he offers Maximus immediate operational stability and zero-ramp execution."</w:t>
       </w:r>
       <w:r>
         <w:rPr>
